--- a/public/wzory/CIS_C-07_Dziennik_praktyk_pomoc_opiekuna_dziennego.docx
+++ b/public/wzory/CIS_C-07_Dziennik_praktyk_pomoc_opiekuna_dziennego.docx
@@ -243,6 +243,7 @@
         <w:tblStyle w:val="Tabela-Siatka"/>
         <w:tblW w:w="9782" w:type="dxa"/>
         <w:tblInd w:w="-289" w:type="dxa"/>
+        <w:tblLayout w:type="fixed"/>
         <w:tblLook w:val="04A0" w:firstRow="1" w:lastRow="0" w:firstColumn="1" w:lastColumn="0" w:noHBand="0" w:noVBand="1"/>
       </w:tblPr>
       <w:tblGrid>
@@ -6089,136 +6090,6 @@
         </w:rPr>
         <w:t>…………………………………………</w:t>
       </w:r>
-    </w:p>
-    <w:p>
-      <w:pPr>
-        <w:pStyle w:val="Nagwek6"/>
-        <w:spacing w:line="360" w:lineRule="auto"/>
-        <w:ind w:left="0" w:right="108"/>
-        <w:rPr>
-          <w:rFonts w:ascii="Times New Roman" w:hAnsi="Times New Roman"/>
-          <w:sz w:val="28"/>
-          <w:szCs w:val="28"/>
-          <w:lang w:val="pl-PL"/>
-        </w:rPr>
-      </w:pPr>
-    </w:p>
-    <w:p>
-      <w:pPr>
-        <w:pStyle w:val="Nagwek6"/>
-        <w:spacing w:line="360" w:lineRule="auto"/>
-        <w:ind w:left="3175" w:right="108" w:hanging="1772"/>
-        <w:rPr>
-          <w:rFonts w:ascii="Times New Roman" w:hAnsi="Times New Roman"/>
-          <w:sz w:val="28"/>
-          <w:szCs w:val="28"/>
-          <w:lang w:val="pl-PL"/>
-        </w:rPr>
-      </w:pPr>
-    </w:p>
-    <w:p>
-      <w:pPr>
-        <w:pStyle w:val="Nagwek6"/>
-        <w:spacing w:line="360" w:lineRule="auto"/>
-        <w:ind w:left="3175" w:right="108" w:hanging="1772"/>
-        <w:rPr>
-          <w:rFonts w:ascii="Times New Roman" w:hAnsi="Times New Roman"/>
-          <w:sz w:val="28"/>
-          <w:szCs w:val="28"/>
-          <w:lang w:val="pl-PL"/>
-        </w:rPr>
-      </w:pPr>
-    </w:p>
-    <w:p>
-      <w:pPr>
-        <w:pStyle w:val="Nagwek6"/>
-        <w:spacing w:line="360" w:lineRule="auto"/>
-        <w:ind w:left="3175" w:right="108" w:hanging="1772"/>
-        <w:rPr>
-          <w:rFonts w:ascii="Times New Roman" w:hAnsi="Times New Roman"/>
-          <w:sz w:val="28"/>
-          <w:szCs w:val="28"/>
-          <w:lang w:val="pl-PL"/>
-        </w:rPr>
-      </w:pPr>
-    </w:p>
-    <w:p>
-      <w:pPr>
-        <w:pStyle w:val="Nagwek6"/>
-        <w:spacing w:line="360" w:lineRule="auto"/>
-        <w:ind w:left="3175" w:right="108" w:hanging="1772"/>
-        <w:rPr>
-          <w:rFonts w:ascii="Times New Roman" w:hAnsi="Times New Roman"/>
-          <w:sz w:val="28"/>
-          <w:szCs w:val="28"/>
-          <w:lang w:val="pl-PL"/>
-        </w:rPr>
-      </w:pPr>
-    </w:p>
-    <w:p>
-      <w:pPr>
-        <w:pStyle w:val="Nagwek6"/>
-        <w:spacing w:line="360" w:lineRule="auto"/>
-        <w:ind w:left="3175" w:right="108" w:hanging="1772"/>
-        <w:rPr>
-          <w:rFonts w:ascii="Times New Roman" w:hAnsi="Times New Roman"/>
-          <w:sz w:val="28"/>
-          <w:szCs w:val="28"/>
-          <w:lang w:val="pl-PL"/>
-        </w:rPr>
-      </w:pPr>
-    </w:p>
-    <w:p>
-      <w:pPr>
-        <w:pStyle w:val="Nagwek6"/>
-        <w:spacing w:line="360" w:lineRule="auto"/>
-        <w:ind w:left="3175" w:right="108" w:hanging="1772"/>
-        <w:rPr>
-          <w:rFonts w:ascii="Times New Roman" w:hAnsi="Times New Roman"/>
-          <w:sz w:val="28"/>
-          <w:szCs w:val="28"/>
-          <w:lang w:val="pl-PL"/>
-        </w:rPr>
-      </w:pPr>
-    </w:p>
-    <w:p>
-      <w:pPr>
-        <w:pStyle w:val="Nagwek6"/>
-        <w:spacing w:line="360" w:lineRule="auto"/>
-        <w:ind w:left="3175" w:right="108" w:hanging="1772"/>
-        <w:rPr>
-          <w:rFonts w:ascii="Times New Roman" w:hAnsi="Times New Roman"/>
-          <w:sz w:val="28"/>
-          <w:szCs w:val="28"/>
-          <w:lang w:val="pl-PL"/>
-        </w:rPr>
-      </w:pPr>
-    </w:p>
-    <w:p>
-      <w:pPr>
-        <w:pStyle w:val="Nagwek6"/>
-        <w:spacing w:line="360" w:lineRule="auto"/>
-        <w:ind w:left="3175" w:right="108" w:hanging="1772"/>
-        <w:rPr>
-          <w:rFonts w:ascii="Times New Roman" w:hAnsi="Times New Roman"/>
-          <w:sz w:val="28"/>
-          <w:szCs w:val="28"/>
-          <w:lang w:val="pl-PL"/>
-        </w:rPr>
-      </w:pPr>
-    </w:p>
-    <w:p>
-      <w:pPr>
-        <w:pStyle w:val="Nagwek6"/>
-        <w:spacing w:line="360" w:lineRule="auto"/>
-        <w:ind w:left="3175" w:right="108" w:hanging="1772"/>
-        <w:rPr>
-          <w:rFonts w:ascii="Times New Roman" w:hAnsi="Times New Roman"/>
-          <w:sz w:val="28"/>
-          <w:szCs w:val="28"/>
-          <w:lang w:val="pl-PL"/>
-        </w:rPr>
-      </w:pPr>
     </w:p>
     <w:sectPr>
       <w:headerReference w:type="default" r:id="rId8"/>
